--- a/Wk9AssignAdhikariR.docx
+++ b/Wk9AssignAdhikariR.docx
@@ -54,7 +54,7 @@
         <w:p>
           <w:pPr>
             <w:pStyle w:val="NoSpacing"/>
-            <w:spacing w:before="480" w:line="480" w:lineRule="auto"/>
+            <w:spacing w:before="240" w:line="480" w:lineRule="auto"/>
             <w:jc w:val="center"/>
             <w:rPr>
               <w:rFonts w:ascii="Times New Roman" w:hAnsi="Times New Roman" w:cs="Times New Roman"/>
@@ -87,7 +87,7 @@
         <w:p>
           <w:pPr>
             <w:pStyle w:val="NoSpacing"/>
-            <w:spacing w:before="480" w:line="480" w:lineRule="auto"/>
+            <w:spacing w:before="240" w:line="480" w:lineRule="auto"/>
             <w:jc w:val="center"/>
             <w:rPr>
               <w:rFonts w:ascii="Times New Roman" w:hAnsi="Times New Roman" w:cs="Times New Roman"/>
@@ -109,7 +109,29 @@
         <w:p>
           <w:pPr>
             <w:pStyle w:val="NoSpacing"/>
-            <w:spacing w:before="480" w:line="480" w:lineRule="auto"/>
+            <w:spacing w:before="240" w:line="480" w:lineRule="auto"/>
+            <w:jc w:val="center"/>
+            <w:rPr>
+              <w:rFonts w:ascii="Times New Roman" w:hAnsi="Times New Roman" w:cs="Times New Roman"/>
+              <w:color w:val="000000" w:themeColor="text1"/>
+              <w:sz w:val="48"/>
+              <w:szCs w:val="48"/>
+            </w:rPr>
+          </w:pPr>
+          <w:r>
+            <w:rPr>
+              <w:rFonts w:ascii="Times New Roman" w:hAnsi="Times New Roman" w:cs="Times New Roman"/>
+              <w:color w:val="000000" w:themeColor="text1"/>
+              <w:sz w:val="48"/>
+              <w:szCs w:val="48"/>
+            </w:rPr>
+            <w:t>NURS-6451</w:t>
+          </w:r>
+        </w:p>
+        <w:p>
+          <w:pPr>
+            <w:pStyle w:val="NoSpacing"/>
+            <w:spacing w:before="240" w:line="480" w:lineRule="auto"/>
             <w:jc w:val="center"/>
             <w:rPr>
               <w:color w:val="4472C4" w:themeColor="accent1"/>
@@ -195,16 +217,7 @@
       <w:pPr>
         <w:shd w:val="clear" w:color="auto" w:fill="FFFFFF"/>
         <w:spacing w:before="180" w:after="180" w:line="480" w:lineRule="auto"/>
-        <w:rPr>
-          <w:rFonts w:ascii="Lato" w:eastAsia="Times New Roman" w:hAnsi="Lato" w:cs="Times New Roman"/>
-          <w:color w:val="273540"/>
-        </w:rPr>
-      </w:pPr>
-    </w:p>
-    <w:p>
-      <w:pPr>
-        <w:shd w:val="clear" w:color="auto" w:fill="FFFFFF"/>
-        <w:spacing w:before="180" w:after="180" w:line="480" w:lineRule="auto"/>
+        <w:jc w:val="both"/>
         <w:rPr>
           <w:rFonts w:ascii="Lato" w:eastAsia="Times New Roman" w:hAnsi="Lato" w:cs="Times New Roman"/>
           <w:color w:val="273540"/>
@@ -217,21 +230,21 @@
         <w:spacing w:before="180" w:after="180" w:line="480" w:lineRule="auto"/>
         <w:jc w:val="both"/>
         <w:rPr>
-          <w:rFonts w:ascii="Times New Roman" w:hAnsi="Times New Roman" w:cs="Times New Roman"/>
+          <w:rFonts w:ascii="Times New Roman" w:eastAsia="Times New Roman" w:hAnsi="Times New Roman" w:cs="Times New Roman"/>
           <w:b/>
           <w:bCs/>
-          <w:color w:val="000000" w:themeColor="text1"/>
-        </w:rPr>
-      </w:pPr>
-      <w:r>
-        <w:rPr>
-          <w:rFonts w:ascii="Times New Roman" w:hAnsi="Times New Roman" w:cs="Times New Roman"/>
+          <w:color w:val="273540"/>
+        </w:rPr>
+      </w:pPr>
+      <w:r>
+        <w:rPr>
+          <w:rFonts w:ascii="Times New Roman" w:eastAsia="Times New Roman" w:hAnsi="Times New Roman" w:cs="Times New Roman"/>
           <w:b/>
           <w:bCs/>
-          <w:color w:val="000000" w:themeColor="text1"/>
+          <w:color w:val="273540"/>
         </w:rPr>
         <w:lastRenderedPageBreak/>
-        <w:t>Introduction:</w:t>
+        <w:t>Topic: Evaluation Plan project: Portfolio Compilation</w:t>
       </w:r>
     </w:p>
     <w:p>
@@ -241,121 +254,19 @@
         <w:jc w:val="both"/>
         <w:rPr>
           <w:rFonts w:ascii="Times New Roman" w:hAnsi="Times New Roman" w:cs="Times New Roman"/>
-          <w:color w:val="000000" w:themeColor="text1"/>
-          <w:shd w:val="clear" w:color="auto" w:fill="FFFFFF"/>
-        </w:rPr>
-      </w:pPr>
-      <w:r>
-        <w:rPr>
-          <w:rFonts w:ascii="Times New Roman" w:hAnsi="Times New Roman" w:cs="Times New Roman"/>
-          <w:color w:val="000000" w:themeColor="text1"/>
-          <w:shd w:val="clear" w:color="auto" w:fill="FFFFFF"/>
-        </w:rPr>
-        <w:t>The e</w:t>
-      </w:r>
-      <w:r>
-        <w:rPr>
-          <w:rFonts w:ascii="Times New Roman" w:hAnsi="Times New Roman" w:cs="Times New Roman"/>
-          <w:color w:val="000000" w:themeColor="text1"/>
-          <w:shd w:val="clear" w:color="auto" w:fill="FFFFFF"/>
-        </w:rPr>
-        <w:t xml:space="preserve">valuation plan </w:t>
-      </w:r>
-      <w:r>
-        <w:rPr>
-          <w:rFonts w:ascii="Times New Roman" w:hAnsi="Times New Roman" w:cs="Times New Roman"/>
-          <w:color w:val="000000" w:themeColor="text1"/>
-          <w:shd w:val="clear" w:color="auto" w:fill="FFFFFF"/>
-        </w:rPr>
-        <w:t xml:space="preserve">outlines the way to assess the impact and effectiveness of a specific Health information project. Along with accountability, </w:t>
-      </w:r>
-      <w:r>
-        <w:rPr>
-          <w:rFonts w:ascii="Times New Roman" w:hAnsi="Times New Roman" w:cs="Times New Roman"/>
-          <w:color w:val="000000" w:themeColor="text1"/>
-          <w:shd w:val="clear" w:color="auto" w:fill="FFFFFF"/>
-        </w:rPr>
-        <w:t>it</w:t>
-      </w:r>
-      <w:r>
-        <w:rPr>
-          <w:rFonts w:ascii="Times New Roman" w:hAnsi="Times New Roman" w:cs="Times New Roman"/>
-          <w:color w:val="000000" w:themeColor="text1"/>
-          <w:shd w:val="clear" w:color="auto" w:fill="FFFFFF"/>
-        </w:rPr>
-        <w:t xml:space="preserve"> assists us in improving our understanding </w:t>
-      </w:r>
-      <w:r>
-        <w:rPr>
-          <w:rFonts w:ascii="Times New Roman" w:hAnsi="Times New Roman" w:cs="Times New Roman"/>
-          <w:color w:val="000000" w:themeColor="text1"/>
-          <w:shd w:val="clear" w:color="auto" w:fill="FFFFFF"/>
-        </w:rPr>
-        <w:t xml:space="preserve">of </w:t>
-      </w:r>
-      <w:r>
-        <w:rPr>
-          <w:rFonts w:ascii="Times New Roman" w:hAnsi="Times New Roman" w:cs="Times New Roman"/>
-          <w:color w:val="000000" w:themeColor="text1"/>
-          <w:shd w:val="clear" w:color="auto" w:fill="FFFFFF"/>
-        </w:rPr>
-        <w:t>the role of Information te</w:t>
-      </w:r>
-      <w:r>
-        <w:rPr>
-          <w:rFonts w:ascii="Times New Roman" w:hAnsi="Times New Roman" w:cs="Times New Roman"/>
-          <w:color w:val="000000" w:themeColor="text1"/>
-          <w:shd w:val="clear" w:color="auto" w:fill="FFFFFF"/>
-        </w:rPr>
-        <w:t>c</w:t>
-      </w:r>
-      <w:r>
-        <w:rPr>
-          <w:rFonts w:ascii="Times New Roman" w:hAnsi="Times New Roman" w:cs="Times New Roman"/>
-          <w:color w:val="000000" w:themeColor="text1"/>
-          <w:shd w:val="clear" w:color="auto" w:fill="FFFFFF"/>
-        </w:rPr>
-        <w:t>hnology in healthcare and improve</w:t>
-      </w:r>
-      <w:r>
-        <w:rPr>
-          <w:rFonts w:ascii="Times New Roman" w:hAnsi="Times New Roman" w:cs="Times New Roman"/>
-          <w:color w:val="000000" w:themeColor="text1"/>
-          <w:shd w:val="clear" w:color="auto" w:fill="FFFFFF"/>
-        </w:rPr>
-        <w:t>s</w:t>
-      </w:r>
-      <w:r>
-        <w:rPr>
-          <w:rFonts w:ascii="Times New Roman" w:hAnsi="Times New Roman" w:cs="Times New Roman"/>
-          <w:color w:val="000000" w:themeColor="text1"/>
-          <w:shd w:val="clear" w:color="auto" w:fill="FFFFFF"/>
-        </w:rPr>
-        <w:t xml:space="preserve"> our ability to provide a system that </w:t>
-      </w:r>
-      <w:r>
-        <w:rPr>
-          <w:rFonts w:ascii="Times New Roman" w:hAnsi="Times New Roman" w:cs="Times New Roman"/>
-          <w:color w:val="000000" w:themeColor="text1"/>
-          <w:shd w:val="clear" w:color="auto" w:fill="FFFFFF"/>
-        </w:rPr>
-        <w:t xml:space="preserve">delivers clinical and economic advantages. This paper presents a compiled evaluation plan of a </w:t>
-      </w:r>
-      <w:r>
-        <w:rPr>
-          <w:rFonts w:ascii="Times New Roman" w:hAnsi="Times New Roman" w:cs="Times New Roman"/>
-          <w:color w:val="000000" w:themeColor="text1"/>
-          <w:shd w:val="clear" w:color="auto" w:fill="FFFFFF"/>
-        </w:rPr>
-        <w:t>university</w:t>
-      </w:r>
-      <w:r>
-        <w:rPr>
-          <w:rFonts w:ascii="Times New Roman" w:hAnsi="Times New Roman" w:cs="Times New Roman"/>
-          <w:color w:val="000000" w:themeColor="text1"/>
-          <w:shd w:val="clear" w:color="auto" w:fill="FFFFFF"/>
-        </w:rPr>
-        <w:t xml:space="preserve"> hospital, a summary of the criteria used to determine the success of our plan and an analysis of the process of creating an evaluation plan. </w:t>
+          <w:b/>
+          <w:bCs/>
+          <w:color w:val="000000" w:themeColor="text1"/>
+        </w:rPr>
+      </w:pPr>
+      <w:r>
+        <w:rPr>
+          <w:rFonts w:ascii="Times New Roman" w:hAnsi="Times New Roman" w:cs="Times New Roman"/>
+          <w:b/>
+          <w:bCs/>
+          <w:color w:val="000000" w:themeColor="text1"/>
+        </w:rPr>
+        <w:t>Introduction:</w:t>
       </w:r>
     </w:p>
     <w:p>
@@ -369,6 +280,118 @@
           <w:shd w:val="clear" w:color="auto" w:fill="FFFFFF"/>
         </w:rPr>
       </w:pPr>
+      <w:r>
+        <w:rPr>
+          <w:rFonts w:ascii="Times New Roman" w:hAnsi="Times New Roman" w:cs="Times New Roman"/>
+          <w:color w:val="000000" w:themeColor="text1"/>
+          <w:shd w:val="clear" w:color="auto" w:fill="FFFFFF"/>
+        </w:rPr>
+        <w:t>The e</w:t>
+      </w:r>
+      <w:r>
+        <w:rPr>
+          <w:rFonts w:ascii="Times New Roman" w:hAnsi="Times New Roman" w:cs="Times New Roman"/>
+          <w:color w:val="000000" w:themeColor="text1"/>
+          <w:shd w:val="clear" w:color="auto" w:fill="FFFFFF"/>
+        </w:rPr>
+        <w:t xml:space="preserve">valuation plan </w:t>
+      </w:r>
+      <w:r>
+        <w:rPr>
+          <w:rFonts w:ascii="Times New Roman" w:hAnsi="Times New Roman" w:cs="Times New Roman"/>
+          <w:color w:val="000000" w:themeColor="text1"/>
+          <w:shd w:val="clear" w:color="auto" w:fill="FFFFFF"/>
+        </w:rPr>
+        <w:t xml:space="preserve">outlines the way to assess the impact and effectiveness of a specific Health information project. Along with accountability, </w:t>
+      </w:r>
+      <w:r>
+        <w:rPr>
+          <w:rFonts w:ascii="Times New Roman" w:hAnsi="Times New Roman" w:cs="Times New Roman"/>
+          <w:color w:val="000000" w:themeColor="text1"/>
+          <w:shd w:val="clear" w:color="auto" w:fill="FFFFFF"/>
+        </w:rPr>
+        <w:t>it</w:t>
+      </w:r>
+      <w:r>
+        <w:rPr>
+          <w:rFonts w:ascii="Times New Roman" w:hAnsi="Times New Roman" w:cs="Times New Roman"/>
+          <w:color w:val="000000" w:themeColor="text1"/>
+          <w:shd w:val="clear" w:color="auto" w:fill="FFFFFF"/>
+        </w:rPr>
+        <w:t xml:space="preserve"> assists us in improving our understanding </w:t>
+      </w:r>
+      <w:r>
+        <w:rPr>
+          <w:rFonts w:ascii="Times New Roman" w:hAnsi="Times New Roman" w:cs="Times New Roman"/>
+          <w:color w:val="000000" w:themeColor="text1"/>
+          <w:shd w:val="clear" w:color="auto" w:fill="FFFFFF"/>
+        </w:rPr>
+        <w:t xml:space="preserve">of </w:t>
+      </w:r>
+      <w:r>
+        <w:rPr>
+          <w:rFonts w:ascii="Times New Roman" w:hAnsi="Times New Roman" w:cs="Times New Roman"/>
+          <w:color w:val="000000" w:themeColor="text1"/>
+          <w:shd w:val="clear" w:color="auto" w:fill="FFFFFF"/>
+        </w:rPr>
+        <w:t>the role of Information te</w:t>
+      </w:r>
+      <w:r>
+        <w:rPr>
+          <w:rFonts w:ascii="Times New Roman" w:hAnsi="Times New Roman" w:cs="Times New Roman"/>
+          <w:color w:val="000000" w:themeColor="text1"/>
+          <w:shd w:val="clear" w:color="auto" w:fill="FFFFFF"/>
+        </w:rPr>
+        <w:t>c</w:t>
+      </w:r>
+      <w:r>
+        <w:rPr>
+          <w:rFonts w:ascii="Times New Roman" w:hAnsi="Times New Roman" w:cs="Times New Roman"/>
+          <w:color w:val="000000" w:themeColor="text1"/>
+          <w:shd w:val="clear" w:color="auto" w:fill="FFFFFF"/>
+        </w:rPr>
+        <w:t>hnology in healthcare and improve</w:t>
+      </w:r>
+      <w:r>
+        <w:rPr>
+          <w:rFonts w:ascii="Times New Roman" w:hAnsi="Times New Roman" w:cs="Times New Roman"/>
+          <w:color w:val="000000" w:themeColor="text1"/>
+          <w:shd w:val="clear" w:color="auto" w:fill="FFFFFF"/>
+        </w:rPr>
+        <w:t>s</w:t>
+      </w:r>
+      <w:r>
+        <w:rPr>
+          <w:rFonts w:ascii="Times New Roman" w:hAnsi="Times New Roman" w:cs="Times New Roman"/>
+          <w:color w:val="000000" w:themeColor="text1"/>
+          <w:shd w:val="clear" w:color="auto" w:fill="FFFFFF"/>
+        </w:rPr>
+        <w:t xml:space="preserve"> our ability to provide a system that </w:t>
+      </w:r>
+      <w:r>
+        <w:rPr>
+          <w:rFonts w:ascii="Times New Roman" w:hAnsi="Times New Roman" w:cs="Times New Roman"/>
+          <w:color w:val="000000" w:themeColor="text1"/>
+          <w:shd w:val="clear" w:color="auto" w:fill="FFFFFF"/>
+        </w:rPr>
+        <w:t xml:space="preserve">delivers clinical and economic advantages. This paper presents a compiled evaluation plan of a </w:t>
+      </w:r>
+      <w:r>
+        <w:rPr>
+          <w:rFonts w:ascii="Times New Roman" w:hAnsi="Times New Roman" w:cs="Times New Roman"/>
+          <w:color w:val="000000" w:themeColor="text1"/>
+          <w:shd w:val="clear" w:color="auto" w:fill="FFFFFF"/>
+        </w:rPr>
+        <w:t>university</w:t>
+      </w:r>
+      <w:r>
+        <w:rPr>
+          <w:rFonts w:ascii="Times New Roman" w:hAnsi="Times New Roman" w:cs="Times New Roman"/>
+          <w:color w:val="000000" w:themeColor="text1"/>
+          <w:shd w:val="clear" w:color="auto" w:fill="FFFFFF"/>
+        </w:rPr>
+        <w:t xml:space="preserve"> hospital, a summary of the criteria used to determine the success of our plan and an analysis of the process of creating an evaluation plan. </w:t>
+      </w:r>
     </w:p>
     <w:p>
       <w:pPr>
@@ -377,20 +400,10 @@
         <w:jc w:val="both"/>
         <w:rPr>
           <w:rFonts w:ascii="Times New Roman" w:hAnsi="Times New Roman" w:cs="Times New Roman"/>
-          <w:b/>
-          <w:bCs/>
-          <w:color w:val="000000" w:themeColor="text1"/>
-        </w:rPr>
-      </w:pPr>
-      <w:r>
-        <w:rPr>
-          <w:rFonts w:ascii="Times New Roman" w:hAnsi="Times New Roman" w:cs="Times New Roman"/>
-          <w:b/>
-          <w:bCs/>
-          <w:color w:val="000000" w:themeColor="text1"/>
-        </w:rPr>
-        <w:t>Evaluation plan (Compiled)</w:t>
-      </w:r>
+          <w:color w:val="000000" w:themeColor="text1"/>
+          <w:shd w:val="clear" w:color="auto" w:fill="FFFFFF"/>
+        </w:rPr>
+      </w:pPr>
     </w:p>
     <w:p>
       <w:pPr>
@@ -399,78 +412,19 @@
         <w:jc w:val="both"/>
         <w:rPr>
           <w:rFonts w:ascii="Times New Roman" w:hAnsi="Times New Roman" w:cs="Times New Roman"/>
-          <w:color w:val="000000" w:themeColor="text1"/>
-        </w:rPr>
-      </w:pPr>
-      <w:r>
-        <w:rPr>
-          <w:rFonts w:ascii="Times New Roman" w:hAnsi="Times New Roman" w:cs="Times New Roman"/>
-          <w:color w:val="000000" w:themeColor="text1"/>
-        </w:rPr>
-        <w:t>Goal: T</w:t>
-      </w:r>
-      <w:r>
-        <w:rPr>
-          <w:rFonts w:ascii="Times New Roman" w:hAnsi="Times New Roman" w:cs="Times New Roman"/>
-          <w:color w:val="000000" w:themeColor="text1"/>
-        </w:rPr>
-        <w:t xml:space="preserve">o assess </w:t>
-      </w:r>
-      <w:r>
-        <w:rPr>
-          <w:rFonts w:ascii="Times New Roman" w:hAnsi="Times New Roman" w:cs="Times New Roman"/>
-          <w:color w:val="000000" w:themeColor="text1"/>
-        </w:rPr>
-        <w:t xml:space="preserve">the effectiveness of the </w:t>
-      </w:r>
-      <w:r>
-        <w:rPr>
-          <w:rFonts w:ascii="Times New Roman" w:hAnsi="Times New Roman" w:cs="Times New Roman"/>
-          <w:color w:val="000000" w:themeColor="text1"/>
-        </w:rPr>
-        <w:t xml:space="preserve">barcode medication administration (BCMA) system in </w:t>
-      </w:r>
-      <w:r>
-        <w:rPr>
-          <w:rFonts w:ascii="Times New Roman" w:hAnsi="Times New Roman" w:cs="Times New Roman"/>
-          <w:color w:val="000000" w:themeColor="text1"/>
-        </w:rPr>
-        <w:t xml:space="preserve">minimizing </w:t>
-      </w:r>
-      <w:r>
-        <w:rPr>
-          <w:rFonts w:ascii="Times New Roman" w:hAnsi="Times New Roman" w:cs="Times New Roman"/>
-          <w:color w:val="000000" w:themeColor="text1"/>
-        </w:rPr>
-        <w:t xml:space="preserve">medication errors </w:t>
-      </w:r>
-      <w:r>
-        <w:rPr>
-          <w:rFonts w:ascii="Times New Roman" w:hAnsi="Times New Roman" w:cs="Times New Roman"/>
-          <w:color w:val="000000" w:themeColor="text1"/>
-        </w:rPr>
-        <w:t xml:space="preserve">and </w:t>
-      </w:r>
-      <w:r>
-        <w:rPr>
-          <w:rFonts w:ascii="Times New Roman" w:hAnsi="Times New Roman" w:cs="Times New Roman"/>
-          <w:color w:val="000000" w:themeColor="text1"/>
-        </w:rPr>
-        <w:t xml:space="preserve">improving workflow efficiency in a healthcare </w:t>
-      </w:r>
-      <w:r>
-        <w:rPr>
-          <w:rFonts w:ascii="Times New Roman" w:hAnsi="Times New Roman" w:cs="Times New Roman"/>
-          <w:color w:val="000000" w:themeColor="text1"/>
-        </w:rPr>
-        <w:t>organization.</w:t>
-      </w:r>
-      <w:r>
-        <w:rPr>
-          <w:rFonts w:ascii="Times New Roman" w:hAnsi="Times New Roman" w:cs="Times New Roman"/>
-          <w:color w:val="000000" w:themeColor="text1"/>
-        </w:rPr>
-        <w:t xml:space="preserve"> </w:t>
+          <w:b/>
+          <w:bCs/>
+          <w:color w:val="000000" w:themeColor="text1"/>
+        </w:rPr>
+      </w:pPr>
+      <w:r>
+        <w:rPr>
+          <w:rFonts w:ascii="Times New Roman" w:hAnsi="Times New Roman" w:cs="Times New Roman"/>
+          <w:b/>
+          <w:bCs/>
+          <w:color w:val="000000" w:themeColor="text1"/>
+        </w:rPr>
+        <w:t>Evaluation plan (Compiled)</w:t>
       </w:r>
     </w:p>
     <w:p>
@@ -488,21 +442,63 @@
           <w:rFonts w:ascii="Times New Roman" w:hAnsi="Times New Roman" w:cs="Times New Roman"/>
           <w:color w:val="000000" w:themeColor="text1"/>
         </w:rPr>
-        <w:t xml:space="preserve">The primary goal is to </w:t>
-      </w:r>
-      <w:r>
-        <w:rPr>
-          <w:rFonts w:ascii="Times New Roman" w:hAnsi="Times New Roman" w:cs="Times New Roman"/>
-          <w:color w:val="000000" w:themeColor="text1"/>
-        </w:rPr>
-        <w:t xml:space="preserve">know </w:t>
-      </w:r>
-      <w:r>
-        <w:rPr>
-          <w:rFonts w:ascii="Times New Roman" w:hAnsi="Times New Roman" w:cs="Times New Roman"/>
-          <w:color w:val="000000" w:themeColor="text1"/>
-        </w:rPr>
-        <w:t>how well the BCMA (barcode medication administration system) meets critical needs within the healthcare organization, improving patient safety and streamlining clinical workflows. The evaluation will measure BCMA</w:t>
+        <w:t>Goal: T</w:t>
+      </w:r>
+      <w:r>
+        <w:rPr>
+          <w:rFonts w:ascii="Times New Roman" w:hAnsi="Times New Roman" w:cs="Times New Roman"/>
+          <w:color w:val="000000" w:themeColor="text1"/>
+        </w:rPr>
+        <w:t xml:space="preserve">o assess </w:t>
+      </w:r>
+      <w:r>
+        <w:rPr>
+          <w:rFonts w:ascii="Times New Roman" w:hAnsi="Times New Roman" w:cs="Times New Roman"/>
+          <w:color w:val="000000" w:themeColor="text1"/>
+        </w:rPr>
+        <w:t xml:space="preserve">the effectiveness of the </w:t>
+      </w:r>
+      <w:r>
+        <w:rPr>
+          <w:rFonts w:ascii="Times New Roman" w:hAnsi="Times New Roman" w:cs="Times New Roman"/>
+          <w:color w:val="000000" w:themeColor="text1"/>
+        </w:rPr>
+        <w:t xml:space="preserve">barcode medication administration (BCMA) system in </w:t>
+      </w:r>
+      <w:r>
+        <w:rPr>
+          <w:rFonts w:ascii="Times New Roman" w:hAnsi="Times New Roman" w:cs="Times New Roman"/>
+          <w:color w:val="000000" w:themeColor="text1"/>
+        </w:rPr>
+        <w:t xml:space="preserve">minimizing </w:t>
+      </w:r>
+      <w:r>
+        <w:rPr>
+          <w:rFonts w:ascii="Times New Roman" w:hAnsi="Times New Roman" w:cs="Times New Roman"/>
+          <w:color w:val="000000" w:themeColor="text1"/>
+        </w:rPr>
+        <w:t xml:space="preserve">medication errors </w:t>
+      </w:r>
+      <w:r>
+        <w:rPr>
+          <w:rFonts w:ascii="Times New Roman" w:hAnsi="Times New Roman" w:cs="Times New Roman"/>
+          <w:color w:val="000000" w:themeColor="text1"/>
+        </w:rPr>
+        <w:t xml:space="preserve">and </w:t>
+      </w:r>
+      <w:r>
+        <w:rPr>
+          <w:rFonts w:ascii="Times New Roman" w:hAnsi="Times New Roman" w:cs="Times New Roman"/>
+          <w:color w:val="000000" w:themeColor="text1"/>
+        </w:rPr>
+        <w:t xml:space="preserve">improving workflow efficiency in a healthcare </w:t>
+      </w:r>
+      <w:r>
+        <w:rPr>
+          <w:rFonts w:ascii="Times New Roman" w:hAnsi="Times New Roman" w:cs="Times New Roman"/>
+          <w:color w:val="000000" w:themeColor="text1"/>
+        </w:rPr>
+        <w:t>organization.</w:t>
       </w:r>
       <w:r>
         <w:rPr>
@@ -510,13 +506,6 @@
           <w:color w:val="000000" w:themeColor="text1"/>
         </w:rPr>
         <w:t xml:space="preserve"> </w:t>
-      </w:r>
-      <w:r>
-        <w:rPr>
-          <w:rFonts w:ascii="Times New Roman" w:hAnsi="Times New Roman" w:cs="Times New Roman"/>
-          <w:color w:val="000000" w:themeColor="text1"/>
-        </w:rPr>
-        <w:t xml:space="preserve">ability to decrease medication errors, the major contributor to unfavorable patient outcomes. </w:t>
       </w:r>
     </w:p>
     <w:p>
@@ -534,63 +523,35 @@
           <w:rFonts w:ascii="Times New Roman" w:hAnsi="Times New Roman" w:cs="Times New Roman"/>
           <w:color w:val="000000" w:themeColor="text1"/>
         </w:rPr>
-        <w:t xml:space="preserve">The evaluation also assesses if the BCMA system improves workflow efficiency by simplifying </w:t>
-      </w:r>
-      <w:r>
-        <w:rPr>
-          <w:rFonts w:ascii="Times New Roman" w:hAnsi="Times New Roman" w:cs="Times New Roman"/>
-          <w:color w:val="000000" w:themeColor="text1"/>
-        </w:rPr>
-        <w:t xml:space="preserve">the </w:t>
-      </w:r>
-      <w:r>
-        <w:rPr>
-          <w:rFonts w:ascii="Times New Roman" w:hAnsi="Times New Roman" w:cs="Times New Roman"/>
-          <w:color w:val="000000" w:themeColor="text1"/>
-        </w:rPr>
-        <w:t>medication administration process, decreasing documentation time</w:t>
-      </w:r>
-      <w:r>
-        <w:rPr>
-          <w:rFonts w:ascii="Times New Roman" w:hAnsi="Times New Roman" w:cs="Times New Roman"/>
-          <w:color w:val="000000" w:themeColor="text1"/>
-        </w:rPr>
-        <w:t>,</w:t>
-      </w:r>
-      <w:r>
-        <w:rPr>
-          <w:rFonts w:ascii="Times New Roman" w:hAnsi="Times New Roman" w:cs="Times New Roman"/>
-          <w:color w:val="000000" w:themeColor="text1"/>
-        </w:rPr>
-        <w:t xml:space="preserve"> and reducing disruption </w:t>
-      </w:r>
-      <w:r>
-        <w:rPr>
-          <w:rFonts w:ascii="Times New Roman" w:hAnsi="Times New Roman" w:cs="Times New Roman"/>
-          <w:color w:val="000000" w:themeColor="text1"/>
-        </w:rPr>
-        <w:t>daily</w:t>
-      </w:r>
-      <w:r>
-        <w:rPr>
-          <w:rFonts w:ascii="Times New Roman" w:hAnsi="Times New Roman" w:cs="Times New Roman"/>
-          <w:color w:val="000000" w:themeColor="text1"/>
-        </w:rPr>
-        <w:t>. The goal is to make sure that</w:t>
-      </w:r>
-      <w:r>
-        <w:rPr>
-          <w:rFonts w:ascii="Times New Roman" w:hAnsi="Times New Roman" w:cs="Times New Roman"/>
-          <w:color w:val="000000" w:themeColor="text1"/>
-        </w:rPr>
-        <w:t xml:space="preserve"> the</w:t>
-      </w:r>
-      <w:r>
-        <w:rPr>
-          <w:rFonts w:ascii="Times New Roman" w:hAnsi="Times New Roman" w:cs="Times New Roman"/>
-          <w:color w:val="000000" w:themeColor="text1"/>
-        </w:rPr>
-        <w:t xml:space="preserve"> BCMA system supports better clinical outcomes and positively impacts staff satisfaction and productivity. </w:t>
+        <w:t xml:space="preserve">The primary goal is to </w:t>
+      </w:r>
+      <w:r>
+        <w:rPr>
+          <w:rFonts w:ascii="Times New Roman" w:hAnsi="Times New Roman" w:cs="Times New Roman"/>
+          <w:color w:val="000000" w:themeColor="text1"/>
+        </w:rPr>
+        <w:t xml:space="preserve">know </w:t>
+      </w:r>
+      <w:r>
+        <w:rPr>
+          <w:rFonts w:ascii="Times New Roman" w:hAnsi="Times New Roman" w:cs="Times New Roman"/>
+          <w:color w:val="000000" w:themeColor="text1"/>
+        </w:rPr>
+        <w:t>how well the BCMA (barcode medication administration system) meets critical needs within the healthcare organization, improving patient safety and streamlining clinical workflows. The evaluation will measure BCMA</w:t>
+      </w:r>
+      <w:r>
+        <w:rPr>
+          <w:rFonts w:ascii="Times New Roman" w:hAnsi="Times New Roman" w:cs="Times New Roman"/>
+          <w:color w:val="000000" w:themeColor="text1"/>
+        </w:rPr>
+        <w:t xml:space="preserve"> </w:t>
+      </w:r>
+      <w:r>
+        <w:rPr>
+          <w:rFonts w:ascii="Times New Roman" w:hAnsi="Times New Roman" w:cs="Times New Roman"/>
+          <w:color w:val="000000" w:themeColor="text1"/>
+        </w:rPr>
+        <w:t xml:space="preserve">ability to decrease medication errors, the major contributor to unfavorable patient outcomes. </w:t>
       </w:r>
     </w:p>
     <w:p>
@@ -603,6 +564,69 @@
           <w:color w:val="000000" w:themeColor="text1"/>
         </w:rPr>
       </w:pPr>
+      <w:r>
+        <w:rPr>
+          <w:rFonts w:ascii="Times New Roman" w:hAnsi="Times New Roman" w:cs="Times New Roman"/>
+          <w:color w:val="000000" w:themeColor="text1"/>
+        </w:rPr>
+        <w:t xml:space="preserve">The evaluation also assesses if the BCMA system improves workflow efficiency by simplifying </w:t>
+      </w:r>
+      <w:r>
+        <w:rPr>
+          <w:rFonts w:ascii="Times New Roman" w:hAnsi="Times New Roman" w:cs="Times New Roman"/>
+          <w:color w:val="000000" w:themeColor="text1"/>
+        </w:rPr>
+        <w:t xml:space="preserve">the </w:t>
+      </w:r>
+      <w:r>
+        <w:rPr>
+          <w:rFonts w:ascii="Times New Roman" w:hAnsi="Times New Roman" w:cs="Times New Roman"/>
+          <w:color w:val="000000" w:themeColor="text1"/>
+        </w:rPr>
+        <w:t>medication administration process, decreasing documentation time</w:t>
+      </w:r>
+      <w:r>
+        <w:rPr>
+          <w:rFonts w:ascii="Times New Roman" w:hAnsi="Times New Roman" w:cs="Times New Roman"/>
+          <w:color w:val="000000" w:themeColor="text1"/>
+        </w:rPr>
+        <w:t>,</w:t>
+      </w:r>
+      <w:r>
+        <w:rPr>
+          <w:rFonts w:ascii="Times New Roman" w:hAnsi="Times New Roman" w:cs="Times New Roman"/>
+          <w:color w:val="000000" w:themeColor="text1"/>
+        </w:rPr>
+        <w:t xml:space="preserve"> and reducing disruption </w:t>
+      </w:r>
+      <w:r>
+        <w:rPr>
+          <w:rFonts w:ascii="Times New Roman" w:hAnsi="Times New Roman" w:cs="Times New Roman"/>
+          <w:color w:val="000000" w:themeColor="text1"/>
+        </w:rPr>
+        <w:t>daily</w:t>
+      </w:r>
+      <w:r>
+        <w:rPr>
+          <w:rFonts w:ascii="Times New Roman" w:hAnsi="Times New Roman" w:cs="Times New Roman"/>
+          <w:color w:val="000000" w:themeColor="text1"/>
+        </w:rPr>
+        <w:t>. The goal is to make sure that</w:t>
+      </w:r>
+      <w:r>
+        <w:rPr>
+          <w:rFonts w:ascii="Times New Roman" w:hAnsi="Times New Roman" w:cs="Times New Roman"/>
+          <w:color w:val="000000" w:themeColor="text1"/>
+        </w:rPr>
+        <w:t xml:space="preserve"> the</w:t>
+      </w:r>
+      <w:r>
+        <w:rPr>
+          <w:rFonts w:ascii="Times New Roman" w:hAnsi="Times New Roman" w:cs="Times New Roman"/>
+          <w:color w:val="000000" w:themeColor="text1"/>
+        </w:rPr>
+        <w:t xml:space="preserve"> BCMA system supports better clinical outcomes and positively impacts staff satisfaction and productivity. </w:t>
+      </w:r>
     </w:p>
     <w:p>
       <w:pPr>
@@ -621,6 +645,17 @@
         <w:spacing w:before="180" w:after="180" w:line="480" w:lineRule="auto"/>
         <w:jc w:val="both"/>
         <w:rPr>
+          <w:rFonts w:ascii="Times New Roman" w:hAnsi="Times New Roman" w:cs="Times New Roman"/>
+          <w:color w:val="000000" w:themeColor="text1"/>
+        </w:rPr>
+      </w:pPr>
+    </w:p>
+    <w:p>
+      <w:pPr>
+        <w:shd w:val="clear" w:color="auto" w:fill="FFFFFF"/>
+        <w:spacing w:before="180" w:after="180" w:line="480" w:lineRule="auto"/>
+        <w:jc w:val="both"/>
+        <w:rPr>
           <w:rStyle w:val="Strong"/>
           <w:rFonts w:ascii="Times New Roman" w:hAnsi="Times New Roman" w:cs="Times New Roman"/>
           <w:b w:val="0"/>
@@ -634,7 +669,6 @@
           <w:rFonts w:ascii="Times New Roman" w:hAnsi="Times New Roman" w:cs="Times New Roman"/>
           <w:color w:val="000000" w:themeColor="text1"/>
         </w:rPr>
-        <w:lastRenderedPageBreak/>
         <w:t>Literature Review: Barcoding Implementation in Healthcare</w:t>
       </w:r>
     </w:p>
@@ -3653,200 +3687,154 @@
           <w:shd w:val="clear" w:color="auto" w:fill="FFFFFF"/>
         </w:rPr>
       </w:pPr>
-      <w:r>
-        <w:rPr>
-          <w:rFonts w:ascii="Times New Roman" w:hAnsi="Times New Roman" w:cs="Times New Roman"/>
-        </w:rPr>
-        <w:fldChar w:fldCharType="begin"/>
-      </w:r>
-      <w:r>
-        <w:rPr>
-          <w:rFonts w:ascii="Times New Roman" w:hAnsi="Times New Roman" w:cs="Times New Roman"/>
-        </w:rPr>
-        <w:instrText>HYPERLINK "https://doi.org/10.1055/a-2077-2457"</w:instrText>
-      </w:r>
-      <w:r>
-        <w:rPr>
-          <w:rFonts w:ascii="Times New Roman" w:hAnsi="Times New Roman" w:cs="Times New Roman"/>
-        </w:rPr>
-      </w:r>
-      <w:r>
-        <w:rPr>
-          <w:rFonts w:ascii="Times New Roman" w:hAnsi="Times New Roman" w:cs="Times New Roman"/>
-        </w:rPr>
-        <w:fldChar w:fldCharType="separate"/>
-      </w:r>
-      <w:r>
-        <w:rPr>
-          <w:rStyle w:val="Hyperlink"/>
-          <w:rFonts w:ascii="Times New Roman" w:hAnsi="Times New Roman" w:cs="Times New Roman"/>
-          <w:color w:val="000000" w:themeColor="text1"/>
-          <w:shd w:val="clear" w:color="auto" w:fill="FFFFFF"/>
-        </w:rPr>
-        <w:t>https://doi.org/10.1055/a-2077-2457</w:t>
-      </w:r>
-      <w:r>
-        <w:rPr>
-          <w:rStyle w:val="Hyperlink"/>
-          <w:rFonts w:ascii="Times New Roman" w:hAnsi="Times New Roman" w:cs="Times New Roman"/>
-          <w:color w:val="000000" w:themeColor="text1"/>
-          <w:shd w:val="clear" w:color="auto" w:fill="FFFFFF"/>
-        </w:rPr>
-        <w:fldChar w:fldCharType="end"/>
-      </w:r>
-    </w:p>
-    <w:p>
-      <w:pPr>
-        <w:spacing w:before="100" w:beforeAutospacing="1" w:after="100" w:afterAutospacing="1" w:line="480" w:lineRule="auto"/>
-        <w:jc w:val="both"/>
-        <w:rPr>
-          <w:rFonts w:ascii="Times New Roman" w:hAnsi="Times New Roman" w:cs="Times New Roman"/>
-          <w:color w:val="000000" w:themeColor="text1"/>
-          <w:shd w:val="clear" w:color="auto" w:fill="FFFFFF"/>
-        </w:rPr>
-      </w:pPr>
-      <w:proofErr w:type="spellStart"/>
-      <w:r>
-        <w:rPr>
-          <w:rFonts w:ascii="Times New Roman" w:hAnsi="Times New Roman" w:cs="Times New Roman"/>
-          <w:color w:val="000000" w:themeColor="text1"/>
-        </w:rPr>
-        <w:lastRenderedPageBreak/>
-        <w:t>Grailey</w:t>
-      </w:r>
-      <w:proofErr w:type="spellEnd"/>
-      <w:r>
-        <w:rPr>
-          <w:rFonts w:ascii="Times New Roman" w:hAnsi="Times New Roman" w:cs="Times New Roman"/>
-          <w:color w:val="000000" w:themeColor="text1"/>
-        </w:rPr>
-        <w:t xml:space="preserve">, K., Hussain, R., </w:t>
-      </w:r>
-      <w:proofErr w:type="spellStart"/>
-      <w:r>
-        <w:rPr>
-          <w:rFonts w:ascii="Times New Roman" w:hAnsi="Times New Roman" w:cs="Times New Roman"/>
-          <w:color w:val="000000" w:themeColor="text1"/>
-        </w:rPr>
-        <w:t>Wylleman</w:t>
-      </w:r>
-      <w:proofErr w:type="spellEnd"/>
-      <w:r>
-        <w:rPr>
-          <w:rFonts w:ascii="Times New Roman" w:hAnsi="Times New Roman" w:cs="Times New Roman"/>
-          <w:color w:val="000000" w:themeColor="text1"/>
-        </w:rPr>
-        <w:t>, E. </w:t>
-      </w:r>
-      <w:r>
-        <w:rPr>
-          <w:rFonts w:ascii="Times New Roman" w:hAnsi="Times New Roman" w:cs="Times New Roman"/>
-          <w:i/>
-          <w:iCs/>
-          <w:color w:val="000000" w:themeColor="text1"/>
-        </w:rPr>
-        <w:t>et al.</w:t>
-      </w:r>
-      <w:r>
-        <w:rPr>
-          <w:rFonts w:ascii="Times New Roman" w:hAnsi="Times New Roman" w:cs="Times New Roman"/>
-          <w:color w:val="000000" w:themeColor="text1"/>
-        </w:rPr>
-        <w:t> </w:t>
-      </w:r>
-      <w:r>
-        <w:rPr>
-          <w:rFonts w:ascii="Times New Roman" w:hAnsi="Times New Roman" w:cs="Times New Roman"/>
-          <w:b/>
-          <w:bCs/>
-          <w:color w:val="000000" w:themeColor="text1"/>
-        </w:rPr>
-        <w:t>Understanding the facilitators and barriers to barcode medication administration by nursing staff using behavioral science frameworks. A mixed methods study</w:t>
-      </w:r>
-      <w:r>
-        <w:rPr>
-          <w:rFonts w:ascii="Times New Roman" w:hAnsi="Times New Roman" w:cs="Times New Roman"/>
-          <w:color w:val="000000" w:themeColor="text1"/>
-        </w:rPr>
-        <w:t>. </w:t>
-      </w:r>
-      <w:r>
-        <w:rPr>
-          <w:rFonts w:ascii="Times New Roman" w:hAnsi="Times New Roman" w:cs="Times New Roman"/>
-          <w:i/>
-          <w:iCs/>
-          <w:color w:val="000000" w:themeColor="text1"/>
-        </w:rPr>
-        <w:t xml:space="preserve">BMC </w:t>
-      </w:r>
-      <w:proofErr w:type="spellStart"/>
-      <w:r>
-        <w:rPr>
-          <w:rFonts w:ascii="Times New Roman" w:hAnsi="Times New Roman" w:cs="Times New Roman"/>
-          <w:i/>
-          <w:iCs/>
-          <w:color w:val="000000" w:themeColor="text1"/>
-        </w:rPr>
-        <w:t>Nurs</w:t>
-      </w:r>
-      <w:proofErr w:type="spellEnd"/>
-      <w:r>
-        <w:rPr>
-          <w:rFonts w:ascii="Times New Roman" w:hAnsi="Times New Roman" w:cs="Times New Roman"/>
-          <w:color w:val="000000" w:themeColor="text1"/>
-        </w:rPr>
-        <w:t> </w:t>
-      </w:r>
-      <w:r>
-        <w:rPr>
-          <w:rFonts w:ascii="Times New Roman" w:hAnsi="Times New Roman" w:cs="Times New Roman"/>
-          <w:b/>
-          <w:bCs/>
-          <w:color w:val="000000" w:themeColor="text1"/>
-        </w:rPr>
-        <w:t>22</w:t>
-      </w:r>
-      <w:r>
-        <w:rPr>
-          <w:rFonts w:ascii="Times New Roman" w:hAnsi="Times New Roman" w:cs="Times New Roman"/>
-          <w:color w:val="000000" w:themeColor="text1"/>
-        </w:rPr>
-        <w:t xml:space="preserve">, 378 (2023). </w:t>
-      </w:r>
-    </w:p>
-    <w:p>
-      <w:pPr>
-        <w:spacing w:before="100" w:beforeAutospacing="1" w:after="100" w:afterAutospacing="1" w:line="480" w:lineRule="auto"/>
-        <w:jc w:val="both"/>
-        <w:rPr>
-          <w:rFonts w:ascii="Times New Roman" w:hAnsi="Times New Roman" w:cs="Times New Roman"/>
-          <w:color w:val="000000" w:themeColor="text1"/>
-        </w:rPr>
-      </w:pPr>
       <w:hyperlink r:id="rId8" w:history="1">
         <w:r>
           <w:rPr>
             <w:rStyle w:val="Hyperlink"/>
             <w:rFonts w:ascii="Times New Roman" w:hAnsi="Times New Roman" w:cs="Times New Roman"/>
             <w:color w:val="000000" w:themeColor="text1"/>
+            <w:shd w:val="clear" w:color="auto" w:fill="FFFFFF"/>
           </w:rPr>
-          <w:t>https://doi.org/10.1186/s1291</w:t>
+          <w:t>https://doi.org/10.1055/a-2077-2457</w:t>
         </w:r>
+      </w:hyperlink>
+    </w:p>
+    <w:p>
+      <w:pPr>
+        <w:spacing w:before="100" w:beforeAutospacing="1" w:after="100" w:afterAutospacing="1" w:line="480" w:lineRule="auto"/>
+        <w:jc w:val="both"/>
+        <w:rPr>
+          <w:rFonts w:ascii="Times New Roman" w:hAnsi="Times New Roman" w:cs="Times New Roman"/>
+          <w:color w:val="000000" w:themeColor="text1"/>
+          <w:shd w:val="clear" w:color="auto" w:fill="FFFFFF"/>
+        </w:rPr>
+      </w:pPr>
+      <w:proofErr w:type="spellStart"/>
+      <w:r>
+        <w:rPr>
+          <w:rFonts w:ascii="Times New Roman" w:hAnsi="Times New Roman" w:cs="Times New Roman"/>
+          <w:color w:val="000000" w:themeColor="text1"/>
+        </w:rPr>
+        <w:lastRenderedPageBreak/>
+        <w:t>Grailey</w:t>
+      </w:r>
+      <w:proofErr w:type="spellEnd"/>
+      <w:r>
+        <w:rPr>
+          <w:rFonts w:ascii="Times New Roman" w:hAnsi="Times New Roman" w:cs="Times New Roman"/>
+          <w:color w:val="000000" w:themeColor="text1"/>
+        </w:rPr>
+        <w:t xml:space="preserve">, K., Hussain, R., </w:t>
+      </w:r>
+      <w:proofErr w:type="spellStart"/>
+      <w:r>
+        <w:rPr>
+          <w:rFonts w:ascii="Times New Roman" w:hAnsi="Times New Roman" w:cs="Times New Roman"/>
+          <w:color w:val="000000" w:themeColor="text1"/>
+        </w:rPr>
+        <w:t>Wylleman</w:t>
+      </w:r>
+      <w:proofErr w:type="spellEnd"/>
+      <w:r>
+        <w:rPr>
+          <w:rFonts w:ascii="Times New Roman" w:hAnsi="Times New Roman" w:cs="Times New Roman"/>
+          <w:color w:val="000000" w:themeColor="text1"/>
+        </w:rPr>
+        <w:t>, E. </w:t>
+      </w:r>
+      <w:r>
+        <w:rPr>
+          <w:rFonts w:ascii="Times New Roman" w:hAnsi="Times New Roman" w:cs="Times New Roman"/>
+          <w:i/>
+          <w:iCs/>
+          <w:color w:val="000000" w:themeColor="text1"/>
+        </w:rPr>
+        <w:t>et al.</w:t>
+      </w:r>
+      <w:r>
+        <w:rPr>
+          <w:rFonts w:ascii="Times New Roman" w:hAnsi="Times New Roman" w:cs="Times New Roman"/>
+          <w:color w:val="000000" w:themeColor="text1"/>
+        </w:rPr>
+        <w:t> </w:t>
+      </w:r>
+      <w:r>
+        <w:rPr>
+          <w:rFonts w:ascii="Times New Roman" w:hAnsi="Times New Roman" w:cs="Times New Roman"/>
+          <w:b/>
+          <w:bCs/>
+          <w:color w:val="000000" w:themeColor="text1"/>
+        </w:rPr>
+        <w:t>Understanding the facilitators and barriers to barcode medication administration by nursing staff using behavioral science frameworks. A mixed methods study</w:t>
+      </w:r>
+      <w:r>
+        <w:rPr>
+          <w:rFonts w:ascii="Times New Roman" w:hAnsi="Times New Roman" w:cs="Times New Roman"/>
+          <w:color w:val="000000" w:themeColor="text1"/>
+        </w:rPr>
+        <w:t>. </w:t>
+      </w:r>
+      <w:r>
+        <w:rPr>
+          <w:rFonts w:ascii="Times New Roman" w:hAnsi="Times New Roman" w:cs="Times New Roman"/>
+          <w:i/>
+          <w:iCs/>
+          <w:color w:val="000000" w:themeColor="text1"/>
+        </w:rPr>
+        <w:t xml:space="preserve">BMC </w:t>
+      </w:r>
+      <w:proofErr w:type="spellStart"/>
+      <w:r>
+        <w:rPr>
+          <w:rFonts w:ascii="Times New Roman" w:hAnsi="Times New Roman" w:cs="Times New Roman"/>
+          <w:i/>
+          <w:iCs/>
+          <w:color w:val="000000" w:themeColor="text1"/>
+        </w:rPr>
+        <w:t>Nurs</w:t>
+      </w:r>
+      <w:proofErr w:type="spellEnd"/>
+      <w:r>
+        <w:rPr>
+          <w:rFonts w:ascii="Times New Roman" w:hAnsi="Times New Roman" w:cs="Times New Roman"/>
+          <w:color w:val="000000" w:themeColor="text1"/>
+        </w:rPr>
+        <w:t> </w:t>
+      </w:r>
+      <w:r>
+        <w:rPr>
+          <w:rFonts w:ascii="Times New Roman" w:hAnsi="Times New Roman" w:cs="Times New Roman"/>
+          <w:b/>
+          <w:bCs/>
+          <w:color w:val="000000" w:themeColor="text1"/>
+        </w:rPr>
+        <w:t>22</w:t>
+      </w:r>
+      <w:r>
+        <w:rPr>
+          <w:rFonts w:ascii="Times New Roman" w:hAnsi="Times New Roman" w:cs="Times New Roman"/>
+          <w:color w:val="000000" w:themeColor="text1"/>
+        </w:rPr>
+        <w:t xml:space="preserve">, 378 (2023). </w:t>
+      </w:r>
+    </w:p>
+    <w:p>
+      <w:pPr>
+        <w:spacing w:before="100" w:beforeAutospacing="1" w:after="100" w:afterAutospacing="1" w:line="480" w:lineRule="auto"/>
+        <w:jc w:val="both"/>
+        <w:rPr>
+          <w:rFonts w:ascii="Times New Roman" w:hAnsi="Times New Roman" w:cs="Times New Roman"/>
+          <w:color w:val="000000" w:themeColor="text1"/>
+        </w:rPr>
+      </w:pPr>
+      <w:hyperlink r:id="rId9" w:history="1">
         <w:r>
           <w:rPr>
             <w:rStyle w:val="Hyperlink"/>
             <w:rFonts w:ascii="Times New Roman" w:hAnsi="Times New Roman" w:cs="Times New Roman"/>
             <w:color w:val="000000" w:themeColor="text1"/>
           </w:rPr>
-          <w:t>2</w:t>
-        </w:r>
-        <w:r>
-          <w:rPr>
-            <w:rStyle w:val="Hyperlink"/>
-            <w:rFonts w:ascii="Times New Roman" w:hAnsi="Times New Roman" w:cs="Times New Roman"/>
-            <w:color w:val="000000" w:themeColor="text1"/>
-          </w:rPr>
-          <w:t>-023-01382-x</w:t>
+          <w:t>https://doi.org/10.1186/s12912-023-01382-x</w:t>
         </w:r>
       </w:hyperlink>
     </w:p>
@@ -3920,7 +3908,7 @@
           <w:color w:val="000000" w:themeColor="text1"/>
         </w:rPr>
       </w:pPr>
-      <w:hyperlink r:id="rId9" w:history="1">
+      <w:hyperlink r:id="rId10" w:history="1">
         <w:r>
           <w:rPr>
             <w:rStyle w:val="Hyperlink"/>
@@ -4077,7 +4065,7 @@
           <w:shd w:val="clear" w:color="auto" w:fill="FFFFFF"/>
         </w:rPr>
       </w:pPr>
-      <w:hyperlink r:id="rId10" w:history="1">
+      <w:hyperlink r:id="rId11" w:history="1">
         <w:r>
           <w:rPr>
             <w:rStyle w:val="Hyperlink"/>
@@ -4120,8 +4108,8 @@
       </w:pPr>
     </w:p>
     <w:sectPr>
-      <w:footerReference w:type="even" r:id="rId11"/>
-      <w:footerReference w:type="default" r:id="rId12"/>
+      <w:footerReference w:type="even" r:id="rId12"/>
+      <w:footerReference w:type="default" r:id="rId13"/>
       <w:pgSz w:w="12240" w:h="15840"/>
       <w:pgMar w:top="1440" w:right="1440" w:bottom="1440" w:left="1440" w:header="720" w:footer="720" w:gutter="0"/>
       <w:pgNumType w:start="0"/>
